--- a/cv/Md_Shamiul_Islam_Riyad_BIAI_Applied_AI_Intern_CV.docx
+++ b/cv/Md_Shamiul_Islam_Riyad_BIAI_Applied_AI_Intern_CV.docx
@@ -294,7 +294,7 @@
           <w:color w:val="444444"/>
           <w:sz w:val="19"/>
         </w:rPr>
-        <w:t>ASP.NET Core 9, Next.js, PostgreSQL + pgvector; OpenAI, Anthropic or Gemini; 174 xUnit and 57 Playwright tests. Personal project.</w:t>
+        <w:t>Python, FastAPI, Qdrant, ASP.NET Core 9, Next.js; OpenAI, Anthropic or Gemini; 174 xUnit and 57 Playwright tests. Personal project.</w:t>
       </w:r>
     </w:p>
     <w:p>
@@ -304,7 +304,7 @@
         <w:ind w:left="255"/>
       </w:pPr>
       <w:r>
-        <w:t>Built cited Q&amp;A over factory manuals with hybrid retrieval: vector search plus BM25 with a Bangla-aware tokenizer.</w:t>
+        <w:t>Built cited Q&amp;A over factory manuals through a Python RAG service that answers from retrieved chunks only.</w:t>
       </w:r>
     </w:p>
     <w:p>
@@ -595,7 +595,7 @@
         <w:t>AI and LLMs:</w:t>
       </w:r>
       <w:r>
-        <w:t xml:space="preserve"> Gemini and Claude APIs, prompt design, RAG (chunking, embeddings, hybrid retrieval), LangChain, Qdrant, pgvector</w:t>
+        <w:t xml:space="preserve"> Gemini and Claude APIs, prompt design, RAG (chunking, embeddings, retrieval, citations), LangChain, Qdrant</w:t>
       </w:r>
     </w:p>
     <w:p>
